--- a/cases/tmp-smx/report/report.docx
+++ b/cases/tmp-smx/report/report.docx
@@ -16,7 +16,7 @@
           <w:b w:val="0"/>
           <w:color w:val="718096"/>
         </w:rPr>
-        <w:t>Substrate: Al(111)  |  Medium: 1 M HCl  |  DFT level: B3LYP/6-311++G(d,p) (ddCOSMO:water)  |  Generated 2026-07-12 21:14</w:t>
+        <w:t>Substrate: Al(111)  |  Medium: 1 M HCl  |  DFT level: B3LYP/6-311++G(d,p) (ddCOSMO:water)  |  Generated 2026-07-12 22:30</w:t>
       </w:r>
     </w:p>
     <w:p>
@@ -738,8 +738,216 @@
       <w:r>
         <w:drawing>
           <wp:inline xmlns:a="http://schemas.openxmlformats.org/drawingml/2006/main" xmlns:pic="http://schemas.openxmlformats.org/drawingml/2006/picture">
+            <wp:extent cx="2651760" cy="2756387"/>
+            <wp:docPr id="3" name="Picture 3"/>
+            <wp:cNvGraphicFramePr>
+              <a:graphicFrameLocks noChangeAspect="1"/>
+            </wp:cNvGraphicFramePr>
+            <a:graphic>
+              <a:graphicData uri="http://schemas.openxmlformats.org/drawingml/2006/picture">
+                <pic:pic>
+                  <pic:nvPicPr>
+                    <pic:cNvPr id="0" name="fig2b_trimethoprim_homo.png"/>
+                    <pic:cNvPicPr/>
+                  </pic:nvPicPr>
+                  <pic:blipFill>
+                    <a:blip r:embed="rId11"/>
+                    <a:stretch>
+                      <a:fillRect/>
+                    </a:stretch>
+                  </pic:blipFill>
+                  <pic:spPr>
+                    <a:xfrm>
+                      <a:off x="0" y="0"/>
+                      <a:ext cx="2651760" cy="2756387"/>
+                    </a:xfrm>
+                    <a:prstGeom prst="rect"/>
+                  </pic:spPr>
+                </pic:pic>
+              </a:graphicData>
+            </a:graphic>
+          </wp:inline>
+        </w:drawing>
+      </w:r>
+    </w:p>
+    <w:p>
+      <w:pPr>
+        <w:jc w:val="center"/>
+      </w:pPr>
+      <w:r>
+        <w:rPr>
+          <w:i/>
+          <w:color w:val="718096"/>
+          <w:sz w:val="16"/>
+        </w:rPr>
+        <w:t>trimethoprim HOMO</w:t>
+      </w:r>
+    </w:p>
+    <w:p>
+      <w:pPr>
+        <w:jc w:val="center"/>
+      </w:pPr>
+      <w:r>
+        <w:drawing>
+          <wp:inline xmlns:a="http://schemas.openxmlformats.org/drawingml/2006/main" xmlns:pic="http://schemas.openxmlformats.org/drawingml/2006/picture">
+            <wp:extent cx="2651760" cy="2756387"/>
+            <wp:docPr id="4" name="Picture 4"/>
+            <wp:cNvGraphicFramePr>
+              <a:graphicFrameLocks noChangeAspect="1"/>
+            </wp:cNvGraphicFramePr>
+            <a:graphic>
+              <a:graphicData uri="http://schemas.openxmlformats.org/drawingml/2006/picture">
+                <pic:pic>
+                  <pic:nvPicPr>
+                    <pic:cNvPr id="0" name="fig2b_sulfamethoxazole_homo.png"/>
+                    <pic:cNvPicPr/>
+                  </pic:nvPicPr>
+                  <pic:blipFill>
+                    <a:blip r:embed="rId12"/>
+                    <a:stretch>
+                      <a:fillRect/>
+                    </a:stretch>
+                  </pic:blipFill>
+                  <pic:spPr>
+                    <a:xfrm>
+                      <a:off x="0" y="0"/>
+                      <a:ext cx="2651760" cy="2756387"/>
+                    </a:xfrm>
+                    <a:prstGeom prst="rect"/>
+                  </pic:spPr>
+                </pic:pic>
+              </a:graphicData>
+            </a:graphic>
+          </wp:inline>
+        </w:drawing>
+      </w:r>
+    </w:p>
+    <w:p>
+      <w:pPr>
+        <w:jc w:val="center"/>
+      </w:pPr>
+      <w:r>
+        <w:rPr>
+          <w:i/>
+          <w:color w:val="718096"/>
+          <w:sz w:val="16"/>
+        </w:rPr>
+        <w:t>sulfamethoxazole HOMO</w:t>
+      </w:r>
+    </w:p>
+    <w:p>
+      <w:pPr>
+        <w:jc w:val="center"/>
+      </w:pPr>
+      <w:r>
+        <w:drawing>
+          <wp:inline xmlns:a="http://schemas.openxmlformats.org/drawingml/2006/main" xmlns:pic="http://schemas.openxmlformats.org/drawingml/2006/picture">
+            <wp:extent cx="2651760" cy="2756387"/>
+            <wp:docPr id="5" name="Picture 5"/>
+            <wp:cNvGraphicFramePr>
+              <a:graphicFrameLocks noChangeAspect="1"/>
+            </wp:cNvGraphicFramePr>
+            <a:graphic>
+              <a:graphicData uri="http://schemas.openxmlformats.org/drawingml/2006/picture">
+                <pic:pic>
+                  <pic:nvPicPr>
+                    <pic:cNvPr id="0" name="fig2b_trimethoprim_lumo.png"/>
+                    <pic:cNvPicPr/>
+                  </pic:nvPicPr>
+                  <pic:blipFill>
+                    <a:blip r:embed="rId13"/>
+                    <a:stretch>
+                      <a:fillRect/>
+                    </a:stretch>
+                  </pic:blipFill>
+                  <pic:spPr>
+                    <a:xfrm>
+                      <a:off x="0" y="0"/>
+                      <a:ext cx="2651760" cy="2756387"/>
+                    </a:xfrm>
+                    <a:prstGeom prst="rect"/>
+                  </pic:spPr>
+                </pic:pic>
+              </a:graphicData>
+            </a:graphic>
+          </wp:inline>
+        </w:drawing>
+      </w:r>
+    </w:p>
+    <w:p>
+      <w:pPr>
+        <w:jc w:val="center"/>
+      </w:pPr>
+      <w:r>
+        <w:rPr>
+          <w:i/>
+          <w:color w:val="718096"/>
+          <w:sz w:val="16"/>
+        </w:rPr>
+        <w:t>trimethoprim LUMO</w:t>
+      </w:r>
+    </w:p>
+    <w:p>
+      <w:pPr>
+        <w:jc w:val="center"/>
+      </w:pPr>
+      <w:r>
+        <w:drawing>
+          <wp:inline xmlns:a="http://schemas.openxmlformats.org/drawingml/2006/main" xmlns:pic="http://schemas.openxmlformats.org/drawingml/2006/picture">
+            <wp:extent cx="2651760" cy="2756387"/>
+            <wp:docPr id="6" name="Picture 6"/>
+            <wp:cNvGraphicFramePr>
+              <a:graphicFrameLocks noChangeAspect="1"/>
+            </wp:cNvGraphicFramePr>
+            <a:graphic>
+              <a:graphicData uri="http://schemas.openxmlformats.org/drawingml/2006/picture">
+                <pic:pic>
+                  <pic:nvPicPr>
+                    <pic:cNvPr id="0" name="fig2b_sulfamethoxazole_lumo.png"/>
+                    <pic:cNvPicPr/>
+                  </pic:nvPicPr>
+                  <pic:blipFill>
+                    <a:blip r:embed="rId14"/>
+                    <a:stretch>
+                      <a:fillRect/>
+                    </a:stretch>
+                  </pic:blipFill>
+                  <pic:spPr>
+                    <a:xfrm>
+                      <a:off x="0" y="0"/>
+                      <a:ext cx="2651760" cy="2756387"/>
+                    </a:xfrm>
+                    <a:prstGeom prst="rect"/>
+                  </pic:spPr>
+                </pic:pic>
+              </a:graphicData>
+            </a:graphic>
+          </wp:inline>
+        </w:drawing>
+      </w:r>
+    </w:p>
+    <w:p>
+      <w:pPr>
+        <w:jc w:val="center"/>
+      </w:pPr>
+      <w:r>
+        <w:rPr>
+          <w:i/>
+          <w:color w:val="718096"/>
+          <w:sz w:val="16"/>
+        </w:rPr>
+        <w:t>sulfamethoxazole LUMO</w:t>
+      </w:r>
+    </w:p>
+    <w:p>
+      <w:pPr>
+        <w:jc w:val="center"/>
+      </w:pPr>
+      <w:r>
+        <w:drawing>
+          <wp:inline xmlns:a="http://schemas.openxmlformats.org/drawingml/2006/main" xmlns:pic="http://schemas.openxmlformats.org/drawingml/2006/picture">
             <wp:extent cx="5212080" cy="1469064"/>
-            <wp:docPr id="3" name="Picture 3"/>
+            <wp:docPr id="7" name="Picture 7"/>
             <wp:cNvGraphicFramePr>
               <a:graphicFrameLocks noChangeAspect="1"/>
             </wp:cNvGraphicFramePr>
@@ -751,7 +959,7 @@
                     <pic:cNvPicPr/>
                   </pic:nvPicPr>
                   <pic:blipFill>
-                    <a:blip r:embed="rId11"/>
+                    <a:blip r:embed="rId15"/>
                     <a:stretch>
                       <a:fillRect/>
                     </a:stretch>
@@ -791,7 +999,7 @@
         <w:drawing>
           <wp:inline xmlns:a="http://schemas.openxmlformats.org/drawingml/2006/main" xmlns:pic="http://schemas.openxmlformats.org/drawingml/2006/picture">
             <wp:extent cx="5212080" cy="2082725"/>
-            <wp:docPr id="4" name="Picture 4"/>
+            <wp:docPr id="8" name="Picture 8"/>
             <wp:cNvGraphicFramePr>
               <a:graphicFrameLocks noChangeAspect="1"/>
             </wp:cNvGraphicFramePr>
@@ -803,7 +1011,7 @@
                     <pic:cNvPicPr/>
                   </pic:nvPicPr>
                   <pic:blipFill>
-                    <a:blip r:embed="rId12"/>
+                    <a:blip r:embed="rId16"/>
                     <a:stretch>
                       <a:fillRect/>
                     </a:stretch>
@@ -2560,11 +2768,251 @@
       </w:r>
     </w:p>
     <w:p>
+      <w:r>
+        <w:rPr>
+          <w:b/>
+          <w:sz w:val="20"/>
+        </w:rPr>
+        <w:t>trimethoprim</w:t>
+      </w:r>
+      <w:r>
+        <w:rPr>
+          <w:b w:val="0"/>
+          <w:sz w:val="20"/>
+        </w:rPr>
+        <w:t>: O1 (f⁻=0.096), O8 (f⁻=0.059), O10 (f⁻=0.049)</w:t>
+      </w:r>
+    </w:p>
+    <w:p>
+      <w:r>
+        <w:rPr>
+          <w:b/>
+          <w:sz w:val="20"/>
+        </w:rPr>
+        <w:t>sulfamethoxazole</w:t>
+      </w:r>
+      <w:r>
+        <w:rPr>
+          <w:b w:val="0"/>
+          <w:sz w:val="20"/>
+        </w:rPr>
+        <w:t>: O9 (f⁻=0.019), O8 (f⁻=0.013), O5 (f⁻=0.011)</w:t>
+      </w:r>
+    </w:p>
+    <w:p>
+      <w:pPr>
+        <w:jc w:val="center"/>
+      </w:pPr>
+      <w:r>
+        <w:drawing>
+          <wp:inline xmlns:a="http://schemas.openxmlformats.org/drawingml/2006/main" xmlns:pic="http://schemas.openxmlformats.org/drawingml/2006/picture">
+            <wp:extent cx="5212080" cy="2018957"/>
+            <wp:docPr id="9" name="Picture 9"/>
+            <wp:cNvGraphicFramePr>
+              <a:graphicFrameLocks noChangeAspect="1"/>
+            </wp:cNvGraphicFramePr>
+            <a:graphic>
+              <a:graphicData uri="http://schemas.openxmlformats.org/drawingml/2006/picture">
+                <pic:pic>
+                  <pic:nvPicPr>
+                    <pic:cNvPr id="0" name="fig4_trimethoprim_fukui.png"/>
+                    <pic:cNvPicPr/>
+                  </pic:nvPicPr>
+                  <pic:blipFill>
+                    <a:blip r:embed="rId17"/>
+                    <a:stretch>
+                      <a:fillRect/>
+                    </a:stretch>
+                  </pic:blipFill>
+                  <pic:spPr>
+                    <a:xfrm>
+                      <a:off x="0" y="0"/>
+                      <a:ext cx="5212080" cy="2018957"/>
+                    </a:xfrm>
+                    <a:prstGeom prst="rect"/>
+                  </pic:spPr>
+                </pic:pic>
+              </a:graphicData>
+            </a:graphic>
+          </wp:inline>
+        </w:drawing>
+      </w:r>
+    </w:p>
+    <w:p>
+      <w:pPr>
+        <w:jc w:val="center"/>
+      </w:pPr>
+      <w:r>
+        <w:rPr>
+          <w:i/>
+          <w:color w:val="718096"/>
+          <w:sz w:val="16"/>
+        </w:rPr>
+        <w:t>trimethoprim — condensed Fukui</w:t>
+      </w:r>
+    </w:p>
+    <w:p>
+      <w:pPr>
+        <w:jc w:val="center"/>
+      </w:pPr>
+      <w:r>
+        <w:drawing>
+          <wp:inline xmlns:a="http://schemas.openxmlformats.org/drawingml/2006/main" xmlns:pic="http://schemas.openxmlformats.org/drawingml/2006/picture">
+            <wp:extent cx="5212080" cy="2018957"/>
+            <wp:docPr id="10" name="Picture 10"/>
+            <wp:cNvGraphicFramePr>
+              <a:graphicFrameLocks noChangeAspect="1"/>
+            </wp:cNvGraphicFramePr>
+            <a:graphic>
+              <a:graphicData uri="http://schemas.openxmlformats.org/drawingml/2006/picture">
+                <pic:pic>
+                  <pic:nvPicPr>
+                    <pic:cNvPr id="0" name="fig4_sulfamethoxazole_fukui.png"/>
+                    <pic:cNvPicPr/>
+                  </pic:nvPicPr>
+                  <pic:blipFill>
+                    <a:blip r:embed="rId18"/>
+                    <a:stretch>
+                      <a:fillRect/>
+                    </a:stretch>
+                  </pic:blipFill>
+                  <pic:spPr>
+                    <a:xfrm>
+                      <a:off x="0" y="0"/>
+                      <a:ext cx="5212080" cy="2018957"/>
+                    </a:xfrm>
+                    <a:prstGeom prst="rect"/>
+                  </pic:spPr>
+                </pic:pic>
+              </a:graphicData>
+            </a:graphic>
+          </wp:inline>
+        </w:drawing>
+      </w:r>
+    </w:p>
+    <w:p>
+      <w:pPr>
+        <w:jc w:val="center"/>
+      </w:pPr>
+      <w:r>
+        <w:rPr>
+          <w:i/>
+          <w:color w:val="718096"/>
+          <w:sz w:val="16"/>
+        </w:rPr>
+        <w:t>sulfamethoxazole — condensed Fukui</w:t>
+      </w:r>
+    </w:p>
+    <w:p>
       <w:pPr>
         <w:pStyle w:val="Heading2"/>
       </w:pPr>
       <w:r>
         <w:t>3.6 Electrostatic-potential (ESP) map</w:t>
+      </w:r>
+    </w:p>
+    <w:p>
+      <w:pPr>
+        <w:jc w:val="center"/>
+      </w:pPr>
+      <w:r>
+        <w:drawing>
+          <wp:inline xmlns:a="http://schemas.openxmlformats.org/drawingml/2006/main" xmlns:pic="http://schemas.openxmlformats.org/drawingml/2006/picture">
+            <wp:extent cx="2651760" cy="2348964"/>
+            <wp:docPr id="11" name="Picture 11"/>
+            <wp:cNvGraphicFramePr>
+              <a:graphicFrameLocks noChangeAspect="1"/>
+            </wp:cNvGraphicFramePr>
+            <a:graphic>
+              <a:graphicData uri="http://schemas.openxmlformats.org/drawingml/2006/picture">
+                <pic:pic>
+                  <pic:nvPicPr>
+                    <pic:cNvPr id="0" name="fig7_trimethoprim_esp.png"/>
+                    <pic:cNvPicPr/>
+                  </pic:nvPicPr>
+                  <pic:blipFill>
+                    <a:blip r:embed="rId19"/>
+                    <a:stretch>
+                      <a:fillRect/>
+                    </a:stretch>
+                  </pic:blipFill>
+                  <pic:spPr>
+                    <a:xfrm>
+                      <a:off x="0" y="0"/>
+                      <a:ext cx="2651760" cy="2348964"/>
+                    </a:xfrm>
+                    <a:prstGeom prst="rect"/>
+                  </pic:spPr>
+                </pic:pic>
+              </a:graphicData>
+            </a:graphic>
+          </wp:inline>
+        </w:drawing>
+      </w:r>
+    </w:p>
+    <w:p>
+      <w:pPr>
+        <w:jc w:val="center"/>
+      </w:pPr>
+      <w:r>
+        <w:rPr>
+          <w:i/>
+          <w:color w:val="718096"/>
+          <w:sz w:val="16"/>
+        </w:rPr>
+        <w:t>trimethoprim — ESP map</w:t>
+      </w:r>
+    </w:p>
+    <w:p>
+      <w:pPr>
+        <w:jc w:val="center"/>
+      </w:pPr>
+      <w:r>
+        <w:drawing>
+          <wp:inline xmlns:a="http://schemas.openxmlformats.org/drawingml/2006/main" xmlns:pic="http://schemas.openxmlformats.org/drawingml/2006/picture">
+            <wp:extent cx="2651760" cy="2348964"/>
+            <wp:docPr id="12" name="Picture 12"/>
+            <wp:cNvGraphicFramePr>
+              <a:graphicFrameLocks noChangeAspect="1"/>
+            </wp:cNvGraphicFramePr>
+            <a:graphic>
+              <a:graphicData uri="http://schemas.openxmlformats.org/drawingml/2006/picture">
+                <pic:pic>
+                  <pic:nvPicPr>
+                    <pic:cNvPr id="0" name="fig7_sulfamethoxazole_esp.png"/>
+                    <pic:cNvPicPr/>
+                  </pic:nvPicPr>
+                  <pic:blipFill>
+                    <a:blip r:embed="rId20"/>
+                    <a:stretch>
+                      <a:fillRect/>
+                    </a:stretch>
+                  </pic:blipFill>
+                  <pic:spPr>
+                    <a:xfrm>
+                      <a:off x="0" y="0"/>
+                      <a:ext cx="2651760" cy="2348964"/>
+                    </a:xfrm>
+                    <a:prstGeom prst="rect"/>
+                  </pic:spPr>
+                </pic:pic>
+              </a:graphicData>
+            </a:graphic>
+          </wp:inline>
+        </w:drawing>
+      </w:r>
+    </w:p>
+    <w:p>
+      <w:pPr>
+        <w:jc w:val="center"/>
+      </w:pPr>
+      <w:r>
+        <w:rPr>
+          <w:i/>
+          <w:color w:val="718096"/>
+          <w:sz w:val="16"/>
+        </w:rPr>
+        <w:t>sulfamethoxazole — ESP map</w:t>
       </w:r>
     </w:p>
     <w:p>
@@ -2583,7 +3031,7 @@
         <w:drawing>
           <wp:inline xmlns:a="http://schemas.openxmlformats.org/drawingml/2006/main" xmlns:pic="http://schemas.openxmlformats.org/drawingml/2006/picture">
             <wp:extent cx="5212080" cy="2531818"/>
-            <wp:docPr id="5" name="Picture 5"/>
+            <wp:docPr id="13" name="Picture 13"/>
             <wp:cNvGraphicFramePr>
               <a:graphicFrameLocks noChangeAspect="1"/>
             </wp:cNvGraphicFramePr>
@@ -2595,7 +3043,7 @@
                     <pic:cNvPicPr/>
                   </pic:nvPicPr>
                   <pic:blipFill>
-                    <a:blip r:embed="rId13"/>
+                    <a:blip r:embed="rId21"/>
                     <a:stretch>
                       <a:fillRect/>
                     </a:stretch>
@@ -2635,7 +3083,7 @@
         <w:drawing>
           <wp:inline xmlns:a="http://schemas.openxmlformats.org/drawingml/2006/main" xmlns:pic="http://schemas.openxmlformats.org/drawingml/2006/picture">
             <wp:extent cx="5212080" cy="2531818"/>
-            <wp:docPr id="6" name="Picture 6"/>
+            <wp:docPr id="14" name="Picture 14"/>
             <wp:cNvGraphicFramePr>
               <a:graphicFrameLocks noChangeAspect="1"/>
             </wp:cNvGraphicFramePr>
@@ -2647,7 +3095,7 @@
                     <pic:cNvPicPr/>
                   </pic:nvPicPr>
                   <pic:blipFill>
-                    <a:blip r:embed="rId14"/>
+                    <a:blip r:embed="rId22"/>
                     <a:stretch>
                       <a:fillRect/>
                     </a:stretch>
@@ -2687,7 +3135,7 @@
         <w:drawing>
           <wp:inline xmlns:a="http://schemas.openxmlformats.org/drawingml/2006/main" xmlns:pic="http://schemas.openxmlformats.org/drawingml/2006/picture">
             <wp:extent cx="5212080" cy="2716362"/>
-            <wp:docPr id="7" name="Picture 7"/>
+            <wp:docPr id="15" name="Picture 15"/>
             <wp:cNvGraphicFramePr>
               <a:graphicFrameLocks noChangeAspect="1"/>
             </wp:cNvGraphicFramePr>
@@ -2699,7 +3147,7 @@
                     <pic:cNvPicPr/>
                   </pic:nvPicPr>
                   <pic:blipFill>
-                    <a:blip r:embed="rId15"/>
+                    <a:blip r:embed="rId23"/>
                     <a:stretch>
                       <a:fillRect/>
                     </a:stretch>
@@ -2739,7 +3187,7 @@
         <w:drawing>
           <wp:inline xmlns:a="http://schemas.openxmlformats.org/drawingml/2006/main" xmlns:pic="http://schemas.openxmlformats.org/drawingml/2006/picture">
             <wp:extent cx="5212080" cy="2713809"/>
-            <wp:docPr id="8" name="Picture 8"/>
+            <wp:docPr id="16" name="Picture 16"/>
             <wp:cNvGraphicFramePr>
               <a:graphicFrameLocks noChangeAspect="1"/>
             </wp:cNvGraphicFramePr>
@@ -2751,7 +3199,7 @@
                     <pic:cNvPicPr/>
                   </pic:nvPicPr>
                   <pic:blipFill>
-                    <a:blip r:embed="rId16"/>
+                    <a:blip r:embed="rId24"/>
                     <a:stretch>
                       <a:fillRect/>
                     </a:stretch>
@@ -2799,7 +3247,7 @@
         <w:drawing>
           <wp:inline xmlns:a="http://schemas.openxmlformats.org/drawingml/2006/main" xmlns:pic="http://schemas.openxmlformats.org/drawingml/2006/picture">
             <wp:extent cx="5212080" cy="2860766"/>
-            <wp:docPr id="9" name="Picture 9"/>
+            <wp:docPr id="17" name="Picture 17"/>
             <wp:cNvGraphicFramePr>
               <a:graphicFrameLocks noChangeAspect="1"/>
             </wp:cNvGraphicFramePr>
@@ -2811,7 +3259,7 @@
                     <pic:cNvPicPr/>
                   </pic:nvPicPr>
                   <pic:blipFill>
-                    <a:blip r:embed="rId17"/>
+                    <a:blip r:embed="rId25"/>
                     <a:stretch>
                       <a:fillRect/>
                     </a:stretch>
@@ -2851,7 +3299,7 @@
         <w:drawing>
           <wp:inline xmlns:a="http://schemas.openxmlformats.org/drawingml/2006/main" xmlns:pic="http://schemas.openxmlformats.org/drawingml/2006/picture">
             <wp:extent cx="5212080" cy="2860766"/>
-            <wp:docPr id="10" name="Picture 10"/>
+            <wp:docPr id="18" name="Picture 18"/>
             <wp:cNvGraphicFramePr>
               <a:graphicFrameLocks noChangeAspect="1"/>
             </wp:cNvGraphicFramePr>
@@ -2863,7 +3311,7 @@
                     <pic:cNvPicPr/>
                   </pic:nvPicPr>
                   <pic:blipFill>
-                    <a:blip r:embed="rId18"/>
+                    <a:blip r:embed="rId26"/>
                     <a:stretch>
                       <a:fillRect/>
                     </a:stretch>

--- a/cases/tmp-smx/report/report.docx
+++ b/cases/tmp-smx/report/report.docx
@@ -16,7 +16,7 @@
           <w:b w:val="0"/>
           <w:color w:val="718096"/>
         </w:rPr>
-        <w:t>Substrate: Al(111)  |  Medium: 1 M HCl  |  DFT level: B3LYP/6-311++G(d,p) (ddCOSMO:water)  |  Generated 2026-07-12 22:30</w:t>
+        <w:t>Substrate: Al(111)  |  Medium: 1 M HCl  |  DFT level: B3LYP/6-311++G(d,p) (ddCOSMO:water)  |  Generated 2026-07-14 16:19</w:t>
       </w:r>
     </w:p>
     <w:p>
@@ -738,7 +738,7 @@
       <w:r>
         <w:drawing>
           <wp:inline xmlns:a="http://schemas.openxmlformats.org/drawingml/2006/main" xmlns:pic="http://schemas.openxmlformats.org/drawingml/2006/picture">
-            <wp:extent cx="2651760" cy="2756387"/>
+            <wp:extent cx="2651760" cy="2810505"/>
             <wp:docPr id="3" name="Picture 3"/>
             <wp:cNvGraphicFramePr>
               <a:graphicFrameLocks noChangeAspect="1"/>
@@ -759,7 +759,7 @@
                   <pic:spPr>
                     <a:xfrm>
                       <a:off x="0" y="0"/>
-                      <a:ext cx="2651760" cy="2756387"/>
+                      <a:ext cx="2651760" cy="2810505"/>
                     </a:xfrm>
                     <a:prstGeom prst="rect"/>
                   </pic:spPr>
@@ -790,7 +790,7 @@
       <w:r>
         <w:drawing>
           <wp:inline xmlns:a="http://schemas.openxmlformats.org/drawingml/2006/main" xmlns:pic="http://schemas.openxmlformats.org/drawingml/2006/picture">
-            <wp:extent cx="2651760" cy="2756387"/>
+            <wp:extent cx="2651760" cy="2810505"/>
             <wp:docPr id="4" name="Picture 4"/>
             <wp:cNvGraphicFramePr>
               <a:graphicFrameLocks noChangeAspect="1"/>
@@ -811,7 +811,7 @@
                   <pic:spPr>
                     <a:xfrm>
                       <a:off x="0" y="0"/>
-                      <a:ext cx="2651760" cy="2756387"/>
+                      <a:ext cx="2651760" cy="2810505"/>
                     </a:xfrm>
                     <a:prstGeom prst="rect"/>
                   </pic:spPr>
@@ -842,7 +842,7 @@
       <w:r>
         <w:drawing>
           <wp:inline xmlns:a="http://schemas.openxmlformats.org/drawingml/2006/main" xmlns:pic="http://schemas.openxmlformats.org/drawingml/2006/picture">
-            <wp:extent cx="2651760" cy="2756387"/>
+            <wp:extent cx="2651760" cy="2810505"/>
             <wp:docPr id="5" name="Picture 5"/>
             <wp:cNvGraphicFramePr>
               <a:graphicFrameLocks noChangeAspect="1"/>
@@ -863,7 +863,7 @@
                   <pic:spPr>
                     <a:xfrm>
                       <a:off x="0" y="0"/>
-                      <a:ext cx="2651760" cy="2756387"/>
+                      <a:ext cx="2651760" cy="2810505"/>
                     </a:xfrm>
                     <a:prstGeom prst="rect"/>
                   </pic:spPr>
@@ -894,7 +894,7 @@
       <w:r>
         <w:drawing>
           <wp:inline xmlns:a="http://schemas.openxmlformats.org/drawingml/2006/main" xmlns:pic="http://schemas.openxmlformats.org/drawingml/2006/picture">
-            <wp:extent cx="2651760" cy="2756387"/>
+            <wp:extent cx="2651760" cy="2810505"/>
             <wp:docPr id="6" name="Picture 6"/>
             <wp:cNvGraphicFramePr>
               <a:graphicFrameLocks noChangeAspect="1"/>
@@ -915,7 +915,7 @@
                   <pic:spPr>
                     <a:xfrm>
                       <a:off x="0" y="0"/>
-                      <a:ext cx="2651760" cy="2756387"/>
+                      <a:ext cx="2651760" cy="2810505"/>
                     </a:xfrm>
                     <a:prstGeom prst="rect"/>
                   </pic:spPr>
@@ -3030,7 +3030,7 @@
       <w:r>
         <w:drawing>
           <wp:inline xmlns:a="http://schemas.openxmlformats.org/drawingml/2006/main" xmlns:pic="http://schemas.openxmlformats.org/drawingml/2006/picture">
-            <wp:extent cx="5212080" cy="2531818"/>
+            <wp:extent cx="5212080" cy="2788603"/>
             <wp:docPr id="13" name="Picture 13"/>
             <wp:cNvGraphicFramePr>
               <a:graphicFrameLocks noChangeAspect="1"/>
@@ -3051,7 +3051,7 @@
                   <pic:spPr>
                     <a:xfrm>
                       <a:off x="0" y="0"/>
-                      <a:ext cx="5212080" cy="2531818"/>
+                      <a:ext cx="5212080" cy="2788603"/>
                     </a:xfrm>
                     <a:prstGeom prst="rect"/>
                   </pic:spPr>
@@ -3082,7 +3082,7 @@
       <w:r>
         <w:drawing>
           <wp:inline xmlns:a="http://schemas.openxmlformats.org/drawingml/2006/main" xmlns:pic="http://schemas.openxmlformats.org/drawingml/2006/picture">
-            <wp:extent cx="5212080" cy="2531818"/>
+            <wp:extent cx="5212080" cy="2788603"/>
             <wp:docPr id="14" name="Picture 14"/>
             <wp:cNvGraphicFramePr>
               <a:graphicFrameLocks noChangeAspect="1"/>
@@ -3103,7 +3103,7 @@
                   <pic:spPr>
                     <a:xfrm>
                       <a:off x="0" y="0"/>
-                      <a:ext cx="5212080" cy="2531818"/>
+                      <a:ext cx="5212080" cy="2788603"/>
                     </a:xfrm>
                     <a:prstGeom prst="rect"/>
                   </pic:spPr>

--- a/cases/tmp-smx/report/report.docx
+++ b/cases/tmp-smx/report/report.docx
@@ -16,7 +16,7 @@
           <w:b w:val="0"/>
           <w:color w:val="718096"/>
         </w:rPr>
-        <w:t>Substrate: Al(111)  |  Medium: 1 M HCl  |  DFT level: B3LYP/6-311++G(d,p) (ddCOSMO:water)  |  Generated 2026-07-14 16:19</w:t>
+        <w:t>Substrate: Al(111)  |  Medium: 1 M HCl  |  DFT level: B3LYP/6-311++G(d,p) (ddCOSMO:water)  |  Generated 2026-07-14 16:36</w:t>
       </w:r>
     </w:p>
     <w:p>
@@ -2918,7 +2918,7 @@
       <w:r>
         <w:drawing>
           <wp:inline xmlns:a="http://schemas.openxmlformats.org/drawingml/2006/main" xmlns:pic="http://schemas.openxmlformats.org/drawingml/2006/picture">
-            <wp:extent cx="2651760" cy="2348964"/>
+            <wp:extent cx="2651760" cy="2389153"/>
             <wp:docPr id="11" name="Picture 11"/>
             <wp:cNvGraphicFramePr>
               <a:graphicFrameLocks noChangeAspect="1"/>
@@ -2939,7 +2939,7 @@
                   <pic:spPr>
                     <a:xfrm>
                       <a:off x="0" y="0"/>
-                      <a:ext cx="2651760" cy="2348964"/>
+                      <a:ext cx="2651760" cy="2389153"/>
                     </a:xfrm>
                     <a:prstGeom prst="rect"/>
                   </pic:spPr>
@@ -2970,7 +2970,7 @@
       <w:r>
         <w:drawing>
           <wp:inline xmlns:a="http://schemas.openxmlformats.org/drawingml/2006/main" xmlns:pic="http://schemas.openxmlformats.org/drawingml/2006/picture">
-            <wp:extent cx="2651760" cy="2348964"/>
+            <wp:extent cx="2651760" cy="2389153"/>
             <wp:docPr id="12" name="Picture 12"/>
             <wp:cNvGraphicFramePr>
               <a:graphicFrameLocks noChangeAspect="1"/>
@@ -2991,7 +2991,7 @@
                   <pic:spPr>
                     <a:xfrm>
                       <a:off x="0" y="0"/>
-                      <a:ext cx="2651760" cy="2348964"/>
+                      <a:ext cx="2651760" cy="2389153"/>
                     </a:xfrm>
                     <a:prstGeom prst="rect"/>
                   </pic:spPr>
@@ -3030,7 +3030,7 @@
       <w:r>
         <w:drawing>
           <wp:inline xmlns:a="http://schemas.openxmlformats.org/drawingml/2006/main" xmlns:pic="http://schemas.openxmlformats.org/drawingml/2006/picture">
-            <wp:extent cx="5212080" cy="2788603"/>
+            <wp:extent cx="5212080" cy="3009284"/>
             <wp:docPr id="13" name="Picture 13"/>
             <wp:cNvGraphicFramePr>
               <a:graphicFrameLocks noChangeAspect="1"/>
@@ -3051,7 +3051,7 @@
                   <pic:spPr>
                     <a:xfrm>
                       <a:off x="0" y="0"/>
-                      <a:ext cx="5212080" cy="2788603"/>
+                      <a:ext cx="5212080" cy="3009284"/>
                     </a:xfrm>
                     <a:prstGeom prst="rect"/>
                   </pic:spPr>
@@ -3082,7 +3082,7 @@
       <w:r>
         <w:drawing>
           <wp:inline xmlns:a="http://schemas.openxmlformats.org/drawingml/2006/main" xmlns:pic="http://schemas.openxmlformats.org/drawingml/2006/picture">
-            <wp:extent cx="5212080" cy="2788603"/>
+            <wp:extent cx="5212080" cy="3009284"/>
             <wp:docPr id="14" name="Picture 14"/>
             <wp:cNvGraphicFramePr>
               <a:graphicFrameLocks noChangeAspect="1"/>
@@ -3103,7 +3103,7 @@
                   <pic:spPr>
                     <a:xfrm>
                       <a:off x="0" y="0"/>
-                      <a:ext cx="5212080" cy="2788603"/>
+                      <a:ext cx="5212080" cy="3009284"/>
                     </a:xfrm>
                     <a:prstGeom prst="rect"/>
                   </pic:spPr>

--- a/cases/tmp-smx/report/report.docx
+++ b/cases/tmp-smx/report/report.docx
@@ -16,7 +16,7 @@
           <w:b w:val="0"/>
           <w:color w:val="718096"/>
         </w:rPr>
-        <w:t>Substrate: Al(111)  |  Medium: 1 M HCl  |  DFT level: B3LYP/6-311++G(d,p) (ddCOSMO:water)  |  Generated 2026-07-14 16:36</w:t>
+        <w:t>Substrate: Al(111)  |  Medium: 1 M HCl  |  DFT level: B3LYP/6-311++G(d,p) (ddCOSMO:water)  |  Generated 2026-07-14 17:08</w:t>
       </w:r>
     </w:p>
     <w:p>

--- a/cases/tmp-smx/report/report.docx
+++ b/cases/tmp-smx/report/report.docx
@@ -16,7 +16,7 @@
           <w:b w:val="0"/>
           <w:color w:val="718096"/>
         </w:rPr>
-        <w:t>Substrate: Al(111)  |  Medium: 1 M HCl  |  DFT level: B3LYP/6-311++G(d,p) (ddCOSMO:water)  |  Generated 2026-07-14 17:08</w:t>
+        <w:t>Substrate: Al(111)  |  Medium: 1 M HCl  |  DFT level: B3LYP/6-311++G(d,p) (ddCOSMO:water)  |  Generated 2026-07-14 17:39</w:t>
       </w:r>
     </w:p>
     <w:p>
@@ -678,7 +678,7 @@
       <w:r>
         <w:drawing>
           <wp:inline xmlns:a="http://schemas.openxmlformats.org/drawingml/2006/main" xmlns:pic="http://schemas.openxmlformats.org/drawingml/2006/picture">
-            <wp:extent cx="5212080" cy="5531039"/>
+            <wp:extent cx="5212080" cy="5523790"/>
             <wp:docPr id="2" name="Picture 2"/>
             <wp:cNvGraphicFramePr>
               <a:graphicFrameLocks noChangeAspect="1"/>
@@ -699,7 +699,7 @@
                   <pic:spPr>
                     <a:xfrm>
                       <a:off x="0" y="0"/>
-                      <a:ext cx="5212080" cy="5531039"/>
+                      <a:ext cx="5212080" cy="5523790"/>
                     </a:xfrm>
                     <a:prstGeom prst="rect"/>
                   </pic:spPr>
@@ -946,7 +946,7 @@
       <w:r>
         <w:drawing>
           <wp:inline xmlns:a="http://schemas.openxmlformats.org/drawingml/2006/main" xmlns:pic="http://schemas.openxmlformats.org/drawingml/2006/picture">
-            <wp:extent cx="5212080" cy="1469064"/>
+            <wp:extent cx="5212080" cy="1469857"/>
             <wp:docPr id="7" name="Picture 7"/>
             <wp:cNvGraphicFramePr>
               <a:graphicFrameLocks noChangeAspect="1"/>
@@ -967,7 +967,7 @@
                   <pic:spPr>
                     <a:xfrm>
                       <a:off x="0" y="0"/>
-                      <a:ext cx="5212080" cy="1469064"/>
+                      <a:ext cx="5212080" cy="1469857"/>
                     </a:xfrm>
                     <a:prstGeom prst="rect"/>
                   </pic:spPr>

--- a/cases/tmp-smx/report/report.docx
+++ b/cases/tmp-smx/report/report.docx
@@ -16,7 +16,7 @@
           <w:b w:val="0"/>
           <w:color w:val="718096"/>
         </w:rPr>
-        <w:t>Substrate: Al(111)  |  Medium: 1 M HCl  |  DFT level: B3LYP/6-311++G(d,p) (ddCOSMO:water)  |  Generated 2026-07-14 17:39</w:t>
+        <w:t>Substrate: Al(111)  |  Medium: 1 M HCl  |  DFT level: B3LYP/6-311++G(d,p) (ddCOSMO:water)  |  Generated 2026-07-14 17:51</w:t>
       </w:r>
     </w:p>
     <w:p>

--- a/cases/tmp-smx/report/report.docx
+++ b/cases/tmp-smx/report/report.docx
@@ -16,7 +16,7 @@
           <w:b w:val="0"/>
           <w:color w:val="718096"/>
         </w:rPr>
-        <w:t>Substrate: Al(111)  |  Medium: 1 M HCl  |  DFT level: B3LYP/6-311++G(d,p) (ddCOSMO:water)  |  Generated 2026-07-14 17:51</w:t>
+        <w:t>Substrate: Al(111)  |  Medium: 1 M HCl  |  DFT level: B3LYP/6-311++G(d,p) (ddCOSMO:water)  |  Generated 2026-07-14 18:07</w:t>
       </w:r>
     </w:p>
     <w:p>
@@ -114,7 +114,7 @@
                 <w:b/>
                 <w:sz w:val="17"/>
               </w:rPr>
-              <w:t>sulfamethoxazole</w:t>
+              <w:t>Sulfamethoxazole</w:t>
             </w:r>
           </w:p>
         </w:tc>
@@ -128,7 +128,7 @@
                 <w:b/>
                 <w:sz w:val="17"/>
               </w:rPr>
-              <w:t>trimethoprim</w:t>
+              <w:t>Trimethoprim</w:t>
             </w:r>
           </w:p>
         </w:tc>
@@ -507,7 +507,7 @@
                 <w:b w:val="0"/>
                 <w:sz w:val="17"/>
               </w:rPr>
-              <w:t>trimethoprim</w:t>
+              <w:t>Trimethoprim</w:t>
             </w:r>
           </w:p>
         </w:tc>
@@ -537,7 +537,7 @@
                 <w:b w:val="0"/>
                 <w:sz w:val="17"/>
               </w:rPr>
-              <w:t>sulfamethoxazole</w:t>
+              <w:t>Sulfamethoxazole</w:t>
             </w:r>
           </w:p>
         </w:tc>
@@ -1087,7 +1087,7 @@
                 <w:b/>
                 <w:sz w:val="17"/>
               </w:rPr>
-              <w:t>trimethoprim</w:t>
+              <w:t>Trimethoprim</w:t>
             </w:r>
           </w:p>
         </w:tc>
@@ -1101,7 +1101,7 @@
                 <w:b/>
                 <w:sz w:val="17"/>
               </w:rPr>
-              <w:t>sulfamethoxazole</w:t>
+              <w:t>Sulfamethoxazole</w:t>
             </w:r>
           </w:p>
         </w:tc>
@@ -1679,7 +1679,7 @@
                 <w:b/>
                 <w:sz w:val="17"/>
               </w:rPr>
-              <w:t>trimethoprim+H+</w:t>
+              <w:t>Trimethoprim+H+</w:t>
             </w:r>
           </w:p>
         </w:tc>
@@ -1693,7 +1693,7 @@
                 <w:b/>
                 <w:sz w:val="17"/>
               </w:rPr>
-              <w:t>sulfamethoxazole+H+</w:t>
+              <w:t>Sulfamethoxazole+H+</w:t>
             </w:r>
           </w:p>
         </w:tc>
@@ -2255,7 +2255,7 @@
                 <w:b/>
                 <w:sz w:val="17"/>
               </w:rPr>
-              <w:t>trimethoprim</w:t>
+              <w:t>Trimethoprim</w:t>
             </w:r>
           </w:p>
         </w:tc>
@@ -2269,7 +2269,7 @@
                 <w:b/>
                 <w:sz w:val="17"/>
               </w:rPr>
-              <w:t>sulfamethoxazole</w:t>
+              <w:t>Sulfamethoxazole</w:t>
             </w:r>
           </w:p>
         </w:tc>
@@ -2773,7 +2773,7 @@
           <w:b/>
           <w:sz w:val="20"/>
         </w:rPr>
-        <w:t>trimethoprim</w:t>
+        <w:t>Trimethoprim</w:t>
       </w:r>
       <w:r>
         <w:rPr>
@@ -2789,7 +2789,7 @@
           <w:b/>
           <w:sz w:val="20"/>
         </w:rPr>
-        <w:t>sulfamethoxazole</w:t>
+        <w:t>Sulfamethoxazole</w:t>
       </w:r>
       <w:r>
         <w:rPr>

--- a/cases/tmp-smx/report/report.docx
+++ b/cases/tmp-smx/report/report.docx
@@ -16,7 +16,7 @@
           <w:b w:val="0"/>
           <w:color w:val="718096"/>
         </w:rPr>
-        <w:t>Substrate: Al(111)  |  Medium: 1 M HCl  |  DFT level: B3LYP/6-311++G(d,p) (ddCOSMO:water)  |  Generated 2026-07-12 22:30</w:t>
+        <w:t>Substrate: Al(111)  |  Medium: 1 M HCl  |  DFT level: B3LYP/6-311++G(d,p) (ddCOSMO:water)  |  Generated 2026-07-14 18:07</w:t>
       </w:r>
     </w:p>
     <w:p>
@@ -114,7 +114,7 @@
                 <w:b/>
                 <w:sz w:val="17"/>
               </w:rPr>
-              <w:t>sulfamethoxazole</w:t>
+              <w:t>Sulfamethoxazole</w:t>
             </w:r>
           </w:p>
         </w:tc>
@@ -128,7 +128,7 @@
                 <w:b/>
                 <w:sz w:val="17"/>
               </w:rPr>
-              <w:t>trimethoprim</w:t>
+              <w:t>Trimethoprim</w:t>
             </w:r>
           </w:p>
         </w:tc>
@@ -507,7 +507,7 @@
                 <w:b w:val="0"/>
                 <w:sz w:val="17"/>
               </w:rPr>
-              <w:t>trimethoprim</w:t>
+              <w:t>Trimethoprim</w:t>
             </w:r>
           </w:p>
         </w:tc>
@@ -537,7 +537,7 @@
                 <w:b w:val="0"/>
                 <w:sz w:val="17"/>
               </w:rPr>
-              <w:t>sulfamethoxazole</w:t>
+              <w:t>Sulfamethoxazole</w:t>
             </w:r>
           </w:p>
         </w:tc>
@@ -678,7 +678,7 @@
       <w:r>
         <w:drawing>
           <wp:inline xmlns:a="http://schemas.openxmlformats.org/drawingml/2006/main" xmlns:pic="http://schemas.openxmlformats.org/drawingml/2006/picture">
-            <wp:extent cx="5212080" cy="5531039"/>
+            <wp:extent cx="5212080" cy="5523790"/>
             <wp:docPr id="2" name="Picture 2"/>
             <wp:cNvGraphicFramePr>
               <a:graphicFrameLocks noChangeAspect="1"/>
@@ -699,7 +699,7 @@
                   <pic:spPr>
                     <a:xfrm>
                       <a:off x="0" y="0"/>
-                      <a:ext cx="5212080" cy="5531039"/>
+                      <a:ext cx="5212080" cy="5523790"/>
                     </a:xfrm>
                     <a:prstGeom prst="rect"/>
                   </pic:spPr>
@@ -738,7 +738,7 @@
       <w:r>
         <w:drawing>
           <wp:inline xmlns:a="http://schemas.openxmlformats.org/drawingml/2006/main" xmlns:pic="http://schemas.openxmlformats.org/drawingml/2006/picture">
-            <wp:extent cx="2651760" cy="2756387"/>
+            <wp:extent cx="2651760" cy="2810505"/>
             <wp:docPr id="3" name="Picture 3"/>
             <wp:cNvGraphicFramePr>
               <a:graphicFrameLocks noChangeAspect="1"/>
@@ -759,7 +759,7 @@
                   <pic:spPr>
                     <a:xfrm>
                       <a:off x="0" y="0"/>
-                      <a:ext cx="2651760" cy="2756387"/>
+                      <a:ext cx="2651760" cy="2810505"/>
                     </a:xfrm>
                     <a:prstGeom prst="rect"/>
                   </pic:spPr>
@@ -790,7 +790,7 @@
       <w:r>
         <w:drawing>
           <wp:inline xmlns:a="http://schemas.openxmlformats.org/drawingml/2006/main" xmlns:pic="http://schemas.openxmlformats.org/drawingml/2006/picture">
-            <wp:extent cx="2651760" cy="2756387"/>
+            <wp:extent cx="2651760" cy="2810505"/>
             <wp:docPr id="4" name="Picture 4"/>
             <wp:cNvGraphicFramePr>
               <a:graphicFrameLocks noChangeAspect="1"/>
@@ -811,7 +811,7 @@
                   <pic:spPr>
                     <a:xfrm>
                       <a:off x="0" y="0"/>
-                      <a:ext cx="2651760" cy="2756387"/>
+                      <a:ext cx="2651760" cy="2810505"/>
                     </a:xfrm>
                     <a:prstGeom prst="rect"/>
                   </pic:spPr>
@@ -842,7 +842,7 @@
       <w:r>
         <w:drawing>
           <wp:inline xmlns:a="http://schemas.openxmlformats.org/drawingml/2006/main" xmlns:pic="http://schemas.openxmlformats.org/drawingml/2006/picture">
-            <wp:extent cx="2651760" cy="2756387"/>
+            <wp:extent cx="2651760" cy="2810505"/>
             <wp:docPr id="5" name="Picture 5"/>
             <wp:cNvGraphicFramePr>
               <a:graphicFrameLocks noChangeAspect="1"/>
@@ -863,7 +863,7 @@
                   <pic:spPr>
                     <a:xfrm>
                       <a:off x="0" y="0"/>
-                      <a:ext cx="2651760" cy="2756387"/>
+                      <a:ext cx="2651760" cy="2810505"/>
                     </a:xfrm>
                     <a:prstGeom prst="rect"/>
                   </pic:spPr>
@@ -894,7 +894,7 @@
       <w:r>
         <w:drawing>
           <wp:inline xmlns:a="http://schemas.openxmlformats.org/drawingml/2006/main" xmlns:pic="http://schemas.openxmlformats.org/drawingml/2006/picture">
-            <wp:extent cx="2651760" cy="2756387"/>
+            <wp:extent cx="2651760" cy="2810505"/>
             <wp:docPr id="6" name="Picture 6"/>
             <wp:cNvGraphicFramePr>
               <a:graphicFrameLocks noChangeAspect="1"/>
@@ -915,7 +915,7 @@
                   <pic:spPr>
                     <a:xfrm>
                       <a:off x="0" y="0"/>
-                      <a:ext cx="2651760" cy="2756387"/>
+                      <a:ext cx="2651760" cy="2810505"/>
                     </a:xfrm>
                     <a:prstGeom prst="rect"/>
                   </pic:spPr>
@@ -946,7 +946,7 @@
       <w:r>
         <w:drawing>
           <wp:inline xmlns:a="http://schemas.openxmlformats.org/drawingml/2006/main" xmlns:pic="http://schemas.openxmlformats.org/drawingml/2006/picture">
-            <wp:extent cx="5212080" cy="1469064"/>
+            <wp:extent cx="5212080" cy="1469857"/>
             <wp:docPr id="7" name="Picture 7"/>
             <wp:cNvGraphicFramePr>
               <a:graphicFrameLocks noChangeAspect="1"/>
@@ -967,7 +967,7 @@
                   <pic:spPr>
                     <a:xfrm>
                       <a:off x="0" y="0"/>
-                      <a:ext cx="5212080" cy="1469064"/>
+                      <a:ext cx="5212080" cy="1469857"/>
                     </a:xfrm>
                     <a:prstGeom prst="rect"/>
                   </pic:spPr>
@@ -1087,7 +1087,7 @@
                 <w:b/>
                 <w:sz w:val="17"/>
               </w:rPr>
-              <w:t>trimethoprim</w:t>
+              <w:t>Trimethoprim</w:t>
             </w:r>
           </w:p>
         </w:tc>
@@ -1101,7 +1101,7 @@
                 <w:b/>
                 <w:sz w:val="17"/>
               </w:rPr>
-              <w:t>sulfamethoxazole</w:t>
+              <w:t>Sulfamethoxazole</w:t>
             </w:r>
           </w:p>
         </w:tc>
@@ -1679,7 +1679,7 @@
                 <w:b/>
                 <w:sz w:val="17"/>
               </w:rPr>
-              <w:t>trimethoprim+H+</w:t>
+              <w:t>Trimethoprim+H+</w:t>
             </w:r>
           </w:p>
         </w:tc>
@@ -1693,7 +1693,7 @@
                 <w:b/>
                 <w:sz w:val="17"/>
               </w:rPr>
-              <w:t>sulfamethoxazole+H+</w:t>
+              <w:t>Sulfamethoxazole+H+</w:t>
             </w:r>
           </w:p>
         </w:tc>
@@ -2255,7 +2255,7 @@
                 <w:b/>
                 <w:sz w:val="17"/>
               </w:rPr>
-              <w:t>trimethoprim</w:t>
+              <w:t>Trimethoprim</w:t>
             </w:r>
           </w:p>
         </w:tc>
@@ -2269,7 +2269,7 @@
                 <w:b/>
                 <w:sz w:val="17"/>
               </w:rPr>
-              <w:t>sulfamethoxazole</w:t>
+              <w:t>Sulfamethoxazole</w:t>
             </w:r>
           </w:p>
         </w:tc>
@@ -2773,7 +2773,7 @@
           <w:b/>
           <w:sz w:val="20"/>
         </w:rPr>
-        <w:t>trimethoprim</w:t>
+        <w:t>Trimethoprim</w:t>
       </w:r>
       <w:r>
         <w:rPr>
@@ -2789,7 +2789,7 @@
           <w:b/>
           <w:sz w:val="20"/>
         </w:rPr>
-        <w:t>sulfamethoxazole</w:t>
+        <w:t>Sulfamethoxazole</w:t>
       </w:r>
       <w:r>
         <w:rPr>
@@ -2918,7 +2918,7 @@
       <w:r>
         <w:drawing>
           <wp:inline xmlns:a="http://schemas.openxmlformats.org/drawingml/2006/main" xmlns:pic="http://schemas.openxmlformats.org/drawingml/2006/picture">
-            <wp:extent cx="2651760" cy="2348964"/>
+            <wp:extent cx="2651760" cy="2389153"/>
             <wp:docPr id="11" name="Picture 11"/>
             <wp:cNvGraphicFramePr>
               <a:graphicFrameLocks noChangeAspect="1"/>
@@ -2939,7 +2939,7 @@
                   <pic:spPr>
                     <a:xfrm>
                       <a:off x="0" y="0"/>
-                      <a:ext cx="2651760" cy="2348964"/>
+                      <a:ext cx="2651760" cy="2389153"/>
                     </a:xfrm>
                     <a:prstGeom prst="rect"/>
                   </pic:spPr>
@@ -2970,7 +2970,7 @@
       <w:r>
         <w:drawing>
           <wp:inline xmlns:a="http://schemas.openxmlformats.org/drawingml/2006/main" xmlns:pic="http://schemas.openxmlformats.org/drawingml/2006/picture">
-            <wp:extent cx="2651760" cy="2348964"/>
+            <wp:extent cx="2651760" cy="2389153"/>
             <wp:docPr id="12" name="Picture 12"/>
             <wp:cNvGraphicFramePr>
               <a:graphicFrameLocks noChangeAspect="1"/>
@@ -2991,7 +2991,7 @@
                   <pic:spPr>
                     <a:xfrm>
                       <a:off x="0" y="0"/>
-                      <a:ext cx="2651760" cy="2348964"/>
+                      <a:ext cx="2651760" cy="2389153"/>
                     </a:xfrm>
                     <a:prstGeom prst="rect"/>
                   </pic:spPr>
@@ -3030,7 +3030,7 @@
       <w:r>
         <w:drawing>
           <wp:inline xmlns:a="http://schemas.openxmlformats.org/drawingml/2006/main" xmlns:pic="http://schemas.openxmlformats.org/drawingml/2006/picture">
-            <wp:extent cx="5212080" cy="2531818"/>
+            <wp:extent cx="5212080" cy="3009284"/>
             <wp:docPr id="13" name="Picture 13"/>
             <wp:cNvGraphicFramePr>
               <a:graphicFrameLocks noChangeAspect="1"/>
@@ -3051,7 +3051,7 @@
                   <pic:spPr>
                     <a:xfrm>
                       <a:off x="0" y="0"/>
-                      <a:ext cx="5212080" cy="2531818"/>
+                      <a:ext cx="5212080" cy="3009284"/>
                     </a:xfrm>
                     <a:prstGeom prst="rect"/>
                   </pic:spPr>
@@ -3082,7 +3082,7 @@
       <w:r>
         <w:drawing>
           <wp:inline xmlns:a="http://schemas.openxmlformats.org/drawingml/2006/main" xmlns:pic="http://schemas.openxmlformats.org/drawingml/2006/picture">
-            <wp:extent cx="5212080" cy="2531818"/>
+            <wp:extent cx="5212080" cy="3009284"/>
             <wp:docPr id="14" name="Picture 14"/>
             <wp:cNvGraphicFramePr>
               <a:graphicFrameLocks noChangeAspect="1"/>
@@ -3103,7 +3103,7 @@
                   <pic:spPr>
                     <a:xfrm>
                       <a:off x="0" y="0"/>
-                      <a:ext cx="5212080" cy="2531818"/>
+                      <a:ext cx="5212080" cy="3009284"/>
                     </a:xfrm>
                     <a:prstGeom prst="rect"/>
                   </pic:spPr>

--- a/cases/tmp-smx/report/report.docx
+++ b/cases/tmp-smx/report/report.docx
@@ -16,7 +16,7 @@
           <w:b w:val="0"/>
           <w:color w:val="718096"/>
         </w:rPr>
-        <w:t>Substrate: Al(111)  |  Medium: 1 M HCl  |  DFT level: B3LYP/6-311++G(d,p) (ddCOSMO:water)  |  Generated 2026-07-14 18:07</w:t>
+        <w:t>Substrate: Al(111)  |  Medium: 1 M HCl  |  DFT level: B3LYP/6-311++G(d,p) (ddCOSMO:water)  |  Generated 2026-07-14 18:15</w:t>
       </w:r>
     </w:p>
     <w:p>
@@ -37,6 +37,58 @@
       </w:pPr>
       <w:r>
         <w:t>1. Overview</w:t>
+      </w:r>
+    </w:p>
+    <w:p>
+      <w:pPr>
+        <w:jc w:val="center"/>
+      </w:pPr>
+      <w:r>
+        <w:drawing>
+          <wp:inline xmlns:a="http://schemas.openxmlformats.org/drawingml/2006/main" xmlns:pic="http://schemas.openxmlformats.org/drawingml/2006/picture">
+            <wp:extent cx="5212080" cy="5122037"/>
+            <wp:docPr id="1" name="Picture 1"/>
+            <wp:cNvGraphicFramePr>
+              <a:graphicFrameLocks noChangeAspect="1"/>
+            </wp:cNvGraphicFramePr>
+            <a:graphic>
+              <a:graphicData uri="http://schemas.openxmlformats.org/drawingml/2006/picture">
+                <pic:pic>
+                  <pic:nvPicPr>
+                    <pic:cNvPr id="0" name="fig0_pipeline.png"/>
+                    <pic:cNvPicPr/>
+                  </pic:nvPicPr>
+                  <pic:blipFill>
+                    <a:blip r:embed="rId9"/>
+                    <a:stretch>
+                      <a:fillRect/>
+                    </a:stretch>
+                  </pic:blipFill>
+                  <pic:spPr>
+                    <a:xfrm>
+                      <a:off x="0" y="0"/>
+                      <a:ext cx="5212080" cy="5122037"/>
+                    </a:xfrm>
+                    <a:prstGeom prst="rect"/>
+                  </pic:spPr>
+                </pic:pic>
+              </a:graphicData>
+            </a:graphic>
+          </wp:inline>
+        </w:drawing>
+      </w:r>
+    </w:p>
+    <w:p>
+      <w:pPr>
+        <w:jc w:val="center"/>
+      </w:pPr>
+      <w:r>
+        <w:rPr>
+          <w:i/>
+          <w:color w:val="718096"/>
+          <w:sz w:val="16"/>
+        </w:rPr>
+        <w:t>corrosim pipeline</w:t>
       </w:r>
     </w:p>
     <w:p>
@@ -627,7 +679,7 @@
         <w:drawing>
           <wp:inline xmlns:a="http://schemas.openxmlformats.org/drawingml/2006/main" xmlns:pic="http://schemas.openxmlformats.org/drawingml/2006/picture">
             <wp:extent cx="5212080" cy="2132215"/>
-            <wp:docPr id="1" name="Picture 1"/>
+            <wp:docPr id="2" name="Picture 2"/>
             <wp:cNvGraphicFramePr>
               <a:graphicFrameLocks noChangeAspect="1"/>
             </wp:cNvGraphicFramePr>
@@ -639,7 +691,7 @@
                     <pic:cNvPicPr/>
                   </pic:nvPicPr>
                   <pic:blipFill>
-                    <a:blip r:embed="rId9"/>
+                    <a:blip r:embed="rId10"/>
                     <a:stretch>
                       <a:fillRect/>
                     </a:stretch>
@@ -679,7 +731,7 @@
         <w:drawing>
           <wp:inline xmlns:a="http://schemas.openxmlformats.org/drawingml/2006/main" xmlns:pic="http://schemas.openxmlformats.org/drawingml/2006/picture">
             <wp:extent cx="5212080" cy="5523790"/>
-            <wp:docPr id="2" name="Picture 2"/>
+            <wp:docPr id="3" name="Picture 3"/>
             <wp:cNvGraphicFramePr>
               <a:graphicFrameLocks noChangeAspect="1"/>
             </wp:cNvGraphicFramePr>
@@ -691,7 +743,7 @@
                     <pic:cNvPicPr/>
                   </pic:nvPicPr>
                   <pic:blipFill>
-                    <a:blip r:embed="rId10"/>
+                    <a:blip r:embed="rId11"/>
                     <a:stretch>
                       <a:fillRect/>
                     </a:stretch>
@@ -739,7 +791,7 @@
         <w:drawing>
           <wp:inline xmlns:a="http://schemas.openxmlformats.org/drawingml/2006/main" xmlns:pic="http://schemas.openxmlformats.org/drawingml/2006/picture">
             <wp:extent cx="2651760" cy="2810505"/>
-            <wp:docPr id="3" name="Picture 3"/>
+            <wp:docPr id="4" name="Picture 4"/>
             <wp:cNvGraphicFramePr>
               <a:graphicFrameLocks noChangeAspect="1"/>
             </wp:cNvGraphicFramePr>
@@ -751,7 +803,7 @@
                     <pic:cNvPicPr/>
                   </pic:nvPicPr>
                   <pic:blipFill>
-                    <a:blip r:embed="rId11"/>
+                    <a:blip r:embed="rId12"/>
                     <a:stretch>
                       <a:fillRect/>
                     </a:stretch>
@@ -791,7 +843,7 @@
         <w:drawing>
           <wp:inline xmlns:a="http://schemas.openxmlformats.org/drawingml/2006/main" xmlns:pic="http://schemas.openxmlformats.org/drawingml/2006/picture">
             <wp:extent cx="2651760" cy="2810505"/>
-            <wp:docPr id="4" name="Picture 4"/>
+            <wp:docPr id="5" name="Picture 5"/>
             <wp:cNvGraphicFramePr>
               <a:graphicFrameLocks noChangeAspect="1"/>
             </wp:cNvGraphicFramePr>
@@ -803,7 +855,7 @@
                     <pic:cNvPicPr/>
                   </pic:nvPicPr>
                   <pic:blipFill>
-                    <a:blip r:embed="rId12"/>
+                    <a:blip r:embed="rId13"/>
                     <a:stretch>
                       <a:fillRect/>
                     </a:stretch>
@@ -843,7 +895,7 @@
         <w:drawing>
           <wp:inline xmlns:a="http://schemas.openxmlformats.org/drawingml/2006/main" xmlns:pic="http://schemas.openxmlformats.org/drawingml/2006/picture">
             <wp:extent cx="2651760" cy="2810505"/>
-            <wp:docPr id="5" name="Picture 5"/>
+            <wp:docPr id="6" name="Picture 6"/>
             <wp:cNvGraphicFramePr>
               <a:graphicFrameLocks noChangeAspect="1"/>
             </wp:cNvGraphicFramePr>
@@ -855,7 +907,7 @@
                     <pic:cNvPicPr/>
                   </pic:nvPicPr>
                   <pic:blipFill>
-                    <a:blip r:embed="rId13"/>
+                    <a:blip r:embed="rId14"/>
                     <a:stretch>
                       <a:fillRect/>
                     </a:stretch>
@@ -895,7 +947,7 @@
         <w:drawing>
           <wp:inline xmlns:a="http://schemas.openxmlformats.org/drawingml/2006/main" xmlns:pic="http://schemas.openxmlformats.org/drawingml/2006/picture">
             <wp:extent cx="2651760" cy="2810505"/>
-            <wp:docPr id="6" name="Picture 6"/>
+            <wp:docPr id="7" name="Picture 7"/>
             <wp:cNvGraphicFramePr>
               <a:graphicFrameLocks noChangeAspect="1"/>
             </wp:cNvGraphicFramePr>
@@ -907,7 +959,7 @@
                     <pic:cNvPicPr/>
                   </pic:nvPicPr>
                   <pic:blipFill>
-                    <a:blip r:embed="rId14"/>
+                    <a:blip r:embed="rId15"/>
                     <a:stretch>
                       <a:fillRect/>
                     </a:stretch>
@@ -947,7 +999,7 @@
         <w:drawing>
           <wp:inline xmlns:a="http://schemas.openxmlformats.org/drawingml/2006/main" xmlns:pic="http://schemas.openxmlformats.org/drawingml/2006/picture">
             <wp:extent cx="5212080" cy="1469857"/>
-            <wp:docPr id="7" name="Picture 7"/>
+            <wp:docPr id="8" name="Picture 8"/>
             <wp:cNvGraphicFramePr>
               <a:graphicFrameLocks noChangeAspect="1"/>
             </wp:cNvGraphicFramePr>
@@ -959,7 +1011,7 @@
                     <pic:cNvPicPr/>
                   </pic:nvPicPr>
                   <pic:blipFill>
-                    <a:blip r:embed="rId15"/>
+                    <a:blip r:embed="rId16"/>
                     <a:stretch>
                       <a:fillRect/>
                     </a:stretch>
@@ -999,7 +1051,7 @@
         <w:drawing>
           <wp:inline xmlns:a="http://schemas.openxmlformats.org/drawingml/2006/main" xmlns:pic="http://schemas.openxmlformats.org/drawingml/2006/picture">
             <wp:extent cx="5212080" cy="2082725"/>
-            <wp:docPr id="8" name="Picture 8"/>
+            <wp:docPr id="9" name="Picture 9"/>
             <wp:cNvGraphicFramePr>
               <a:graphicFrameLocks noChangeAspect="1"/>
             </wp:cNvGraphicFramePr>
@@ -1011,7 +1063,7 @@
                     <pic:cNvPicPr/>
                   </pic:nvPicPr>
                   <pic:blipFill>
-                    <a:blip r:embed="rId16"/>
+                    <a:blip r:embed="rId17"/>
                     <a:stretch>
                       <a:fillRect/>
                     </a:stretch>
@@ -2807,7 +2859,7 @@
         <w:drawing>
           <wp:inline xmlns:a="http://schemas.openxmlformats.org/drawingml/2006/main" xmlns:pic="http://schemas.openxmlformats.org/drawingml/2006/picture">
             <wp:extent cx="5212080" cy="2018957"/>
-            <wp:docPr id="9" name="Picture 9"/>
+            <wp:docPr id="10" name="Picture 10"/>
             <wp:cNvGraphicFramePr>
               <a:graphicFrameLocks noChangeAspect="1"/>
             </wp:cNvGraphicFramePr>
@@ -2819,7 +2871,7 @@
                     <pic:cNvPicPr/>
                   </pic:nvPicPr>
                   <pic:blipFill>
-                    <a:blip r:embed="rId17"/>
+                    <a:blip r:embed="rId18"/>
                     <a:stretch>
                       <a:fillRect/>
                     </a:stretch>
@@ -2859,7 +2911,7 @@
         <w:drawing>
           <wp:inline xmlns:a="http://schemas.openxmlformats.org/drawingml/2006/main" xmlns:pic="http://schemas.openxmlformats.org/drawingml/2006/picture">
             <wp:extent cx="5212080" cy="2018957"/>
-            <wp:docPr id="10" name="Picture 10"/>
+            <wp:docPr id="11" name="Picture 11"/>
             <wp:cNvGraphicFramePr>
               <a:graphicFrameLocks noChangeAspect="1"/>
             </wp:cNvGraphicFramePr>
@@ -2871,7 +2923,7 @@
                     <pic:cNvPicPr/>
                   </pic:nvPicPr>
                   <pic:blipFill>
-                    <a:blip r:embed="rId18"/>
+                    <a:blip r:embed="rId19"/>
                     <a:stretch>
                       <a:fillRect/>
                     </a:stretch>
@@ -2919,7 +2971,7 @@
         <w:drawing>
           <wp:inline xmlns:a="http://schemas.openxmlformats.org/drawingml/2006/main" xmlns:pic="http://schemas.openxmlformats.org/drawingml/2006/picture">
             <wp:extent cx="2651760" cy="2389153"/>
-            <wp:docPr id="11" name="Picture 11"/>
+            <wp:docPr id="12" name="Picture 12"/>
             <wp:cNvGraphicFramePr>
               <a:graphicFrameLocks noChangeAspect="1"/>
             </wp:cNvGraphicFramePr>
@@ -2931,7 +2983,7 @@
                     <pic:cNvPicPr/>
                   </pic:nvPicPr>
                   <pic:blipFill>
-                    <a:blip r:embed="rId19"/>
+                    <a:blip r:embed="rId20"/>
                     <a:stretch>
                       <a:fillRect/>
                     </a:stretch>
@@ -2971,7 +3023,7 @@
         <w:drawing>
           <wp:inline xmlns:a="http://schemas.openxmlformats.org/drawingml/2006/main" xmlns:pic="http://schemas.openxmlformats.org/drawingml/2006/picture">
             <wp:extent cx="2651760" cy="2389153"/>
-            <wp:docPr id="12" name="Picture 12"/>
+            <wp:docPr id="13" name="Picture 13"/>
             <wp:cNvGraphicFramePr>
               <a:graphicFrameLocks noChangeAspect="1"/>
             </wp:cNvGraphicFramePr>
@@ -2983,7 +3035,7 @@
                     <pic:cNvPicPr/>
                   </pic:nvPicPr>
                   <pic:blipFill>
-                    <a:blip r:embed="rId20"/>
+                    <a:blip r:embed="rId21"/>
                     <a:stretch>
                       <a:fillRect/>
                     </a:stretch>
@@ -3031,7 +3083,7 @@
         <w:drawing>
           <wp:inline xmlns:a="http://schemas.openxmlformats.org/drawingml/2006/main" xmlns:pic="http://schemas.openxmlformats.org/drawingml/2006/picture">
             <wp:extent cx="5212080" cy="3009284"/>
-            <wp:docPr id="13" name="Picture 13"/>
+            <wp:docPr id="14" name="Picture 14"/>
             <wp:cNvGraphicFramePr>
               <a:graphicFrameLocks noChangeAspect="1"/>
             </wp:cNvGraphicFramePr>
@@ -3043,7 +3095,7 @@
                     <pic:cNvPicPr/>
                   </pic:nvPicPr>
                   <pic:blipFill>
-                    <a:blip r:embed="rId21"/>
+                    <a:blip r:embed="rId22"/>
                     <a:stretch>
                       <a:fillRect/>
                     </a:stretch>
@@ -3083,7 +3135,7 @@
         <w:drawing>
           <wp:inline xmlns:a="http://schemas.openxmlformats.org/drawingml/2006/main" xmlns:pic="http://schemas.openxmlformats.org/drawingml/2006/picture">
             <wp:extent cx="5212080" cy="3009284"/>
-            <wp:docPr id="14" name="Picture 14"/>
+            <wp:docPr id="15" name="Picture 15"/>
             <wp:cNvGraphicFramePr>
               <a:graphicFrameLocks noChangeAspect="1"/>
             </wp:cNvGraphicFramePr>
@@ -3095,7 +3147,7 @@
                     <pic:cNvPicPr/>
                   </pic:nvPicPr>
                   <pic:blipFill>
-                    <a:blip r:embed="rId22"/>
+                    <a:blip r:embed="rId23"/>
                     <a:stretch>
                       <a:fillRect/>
                     </a:stretch>
@@ -3135,7 +3187,7 @@
         <w:drawing>
           <wp:inline xmlns:a="http://schemas.openxmlformats.org/drawingml/2006/main" xmlns:pic="http://schemas.openxmlformats.org/drawingml/2006/picture">
             <wp:extent cx="5212080" cy="2716362"/>
-            <wp:docPr id="15" name="Picture 15"/>
+            <wp:docPr id="16" name="Picture 16"/>
             <wp:cNvGraphicFramePr>
               <a:graphicFrameLocks noChangeAspect="1"/>
             </wp:cNvGraphicFramePr>
@@ -3147,7 +3199,7 @@
                     <pic:cNvPicPr/>
                   </pic:nvPicPr>
                   <pic:blipFill>
-                    <a:blip r:embed="rId23"/>
+                    <a:blip r:embed="rId24"/>
                     <a:stretch>
                       <a:fillRect/>
                     </a:stretch>
@@ -3187,7 +3239,7 @@
         <w:drawing>
           <wp:inline xmlns:a="http://schemas.openxmlformats.org/drawingml/2006/main" xmlns:pic="http://schemas.openxmlformats.org/drawingml/2006/picture">
             <wp:extent cx="5212080" cy="2713809"/>
-            <wp:docPr id="16" name="Picture 16"/>
+            <wp:docPr id="17" name="Picture 17"/>
             <wp:cNvGraphicFramePr>
               <a:graphicFrameLocks noChangeAspect="1"/>
             </wp:cNvGraphicFramePr>
@@ -3199,7 +3251,7 @@
                     <pic:cNvPicPr/>
                   </pic:nvPicPr>
                   <pic:blipFill>
-                    <a:blip r:embed="rId24"/>
+                    <a:blip r:embed="rId25"/>
                     <a:stretch>
                       <a:fillRect/>
                     </a:stretch>
@@ -3247,7 +3299,7 @@
         <w:drawing>
           <wp:inline xmlns:a="http://schemas.openxmlformats.org/drawingml/2006/main" xmlns:pic="http://schemas.openxmlformats.org/drawingml/2006/picture">
             <wp:extent cx="5212080" cy="2860766"/>
-            <wp:docPr id="17" name="Picture 17"/>
+            <wp:docPr id="18" name="Picture 18"/>
             <wp:cNvGraphicFramePr>
               <a:graphicFrameLocks noChangeAspect="1"/>
             </wp:cNvGraphicFramePr>
@@ -3259,7 +3311,7 @@
                     <pic:cNvPicPr/>
                   </pic:nvPicPr>
                   <pic:blipFill>
-                    <a:blip r:embed="rId25"/>
+                    <a:blip r:embed="rId26"/>
                     <a:stretch>
                       <a:fillRect/>
                     </a:stretch>
@@ -3299,7 +3351,7 @@
         <w:drawing>
           <wp:inline xmlns:a="http://schemas.openxmlformats.org/drawingml/2006/main" xmlns:pic="http://schemas.openxmlformats.org/drawingml/2006/picture">
             <wp:extent cx="5212080" cy="2860766"/>
-            <wp:docPr id="18" name="Picture 18"/>
+            <wp:docPr id="19" name="Picture 19"/>
             <wp:cNvGraphicFramePr>
               <a:graphicFrameLocks noChangeAspect="1"/>
             </wp:cNvGraphicFramePr>
@@ -3311,7 +3363,7 @@
                     <pic:cNvPicPr/>
                   </pic:nvPicPr>
                   <pic:blipFill>
-                    <a:blip r:embed="rId26"/>
+                    <a:blip r:embed="rId27"/>
                     <a:stretch>
                       <a:fillRect/>
                     </a:stretch>

--- a/cases/tmp-smx/report/report.docx
+++ b/cases/tmp-smx/report/report.docx
@@ -16,7 +16,7 @@
           <w:b w:val="0"/>
           <w:color w:val="718096"/>
         </w:rPr>
-        <w:t>Substrate: Al(111)  |  Medium: 1 M HCl  |  DFT level: B3LYP/6-311++G(d,p) (ddCOSMO:water)  |  Generated 2026-07-14 18:15</w:t>
+        <w:t>Substrate: Al(111)  |  Medium: 1 M HCl  |  DFT level: B3LYP/6-311++G(d,p) (ddCOSMO:water)  |  Generated 2026-07-18 08:12</w:t>
       </w:r>
     </w:p>
     <w:p>
@@ -1609,6 +1609,50 @@
                 <w:b w:val="0"/>
                 <w:sz w:val="17"/>
               </w:rPr>
+              <w:t>Dipole (D)</w:t>
+            </w:r>
+          </w:p>
+        </w:tc>
+        <w:tc>
+          <w:tcPr>
+            <w:tcW w:type="dxa" w:w="2880"/>
+          </w:tcPr>
+          <w:p>
+            <w:r>
+              <w:rPr>
+                <w:b w:val="0"/>
+                <w:sz w:val="17"/>
+              </w:rPr>
+              <w:t>5.477</w:t>
+            </w:r>
+          </w:p>
+        </w:tc>
+        <w:tc>
+          <w:tcPr>
+            <w:tcW w:type="dxa" w:w="2880"/>
+          </w:tcPr>
+          <w:p>
+            <w:r>
+              <w:rPr>
+                <w:b w:val="0"/>
+                <w:sz w:val="17"/>
+              </w:rPr>
+              <w:t>9.267</w:t>
+            </w:r>
+          </w:p>
+        </w:tc>
+      </w:tr>
+      <w:tr>
+        <w:tc>
+          <w:tcPr>
+            <w:tcW w:type="dxa" w:w="2880"/>
+          </w:tcPr>
+          <w:p>
+            <w:r>
+              <w:rPr>
+                <w:b w:val="0"/>
+                <w:sz w:val="17"/>
+              </w:rPr>
               <w:t>TNC</w:t>
             </w:r>
           </w:p>
@@ -2201,6 +2245,48 @@
                 <w:b w:val="0"/>
                 <w:sz w:val="17"/>
               </w:rPr>
+              <w:t>Dipole (D)</w:t>
+            </w:r>
+          </w:p>
+        </w:tc>
+        <w:tc>
+          <w:tcPr>
+            <w:tcW w:type="dxa" w:w="2880"/>
+          </w:tcPr>
+          <w:p>
+            <w:r>
+              <w:rPr>
+                <w:b w:val="0"/>
+                <w:sz w:val="17"/>
+              </w:rPr>
+            </w:r>
+          </w:p>
+        </w:tc>
+        <w:tc>
+          <w:tcPr>
+            <w:tcW w:type="dxa" w:w="2880"/>
+          </w:tcPr>
+          <w:p>
+            <w:r>
+              <w:rPr>
+                <w:b w:val="0"/>
+                <w:sz w:val="17"/>
+              </w:rPr>
+            </w:r>
+          </w:p>
+        </w:tc>
+      </w:tr>
+      <w:tr>
+        <w:tc>
+          <w:tcPr>
+            <w:tcW w:type="dxa" w:w="2880"/>
+          </w:tcPr>
+          <w:p>
+            <w:r>
+              <w:rPr>
+                <w:b w:val="0"/>
+                <w:sz w:val="17"/>
+              </w:rPr>
               <w:t>TNC</w:t>
             </w:r>
           </w:p>
@@ -2762,6 +2848,50 @@
                 <w:sz w:val="17"/>
               </w:rPr>
               <w:t>-0.502</w:t>
+            </w:r>
+          </w:p>
+        </w:tc>
+      </w:tr>
+      <w:tr>
+        <w:tc>
+          <w:tcPr>
+            <w:tcW w:type="dxa" w:w="2880"/>
+          </w:tcPr>
+          <w:p>
+            <w:r>
+              <w:rPr>
+                <w:b w:val="0"/>
+                <w:sz w:val="17"/>
+              </w:rPr>
+              <w:t>Dipole (D)</w:t>
+            </w:r>
+          </w:p>
+        </w:tc>
+        <w:tc>
+          <w:tcPr>
+            <w:tcW w:type="dxa" w:w="2880"/>
+          </w:tcPr>
+          <w:p>
+            <w:r>
+              <w:rPr>
+                <w:b w:val="0"/>
+                <w:sz w:val="17"/>
+              </w:rPr>
+              <w:t>5.477</w:t>
+            </w:r>
+          </w:p>
+        </w:tc>
+        <w:tc>
+          <w:tcPr>
+            <w:tcW w:type="dxa" w:w="2880"/>
+          </w:tcPr>
+          <w:p>
+            <w:r>
+              <w:rPr>
+                <w:b w:val="0"/>
+                <w:sz w:val="17"/>
+              </w:rPr>
+              <w:t>9.267</w:t>
             </w:r>
           </w:p>
         </w:tc>

--- a/cases/tmp-smx/report/report.docx
+++ b/cases/tmp-smx/report/report.docx
@@ -16,7 +16,7 @@
           <w:b w:val="0"/>
           <w:color w:val="718096"/>
         </w:rPr>
-        <w:t>Substrate: Al(111)  |  Medium: 1 M HCl  |  DFT level: B3LYP/6-311++G(d,p) (ddCOSMO:water)  |  Generated 2026-07-18 08:12</w:t>
+        <w:t>Substrate: Al(111)  |  Medium: 1 M HCl  |  DFT level: B3LYP/6-311++G(d,p) (ddCOSMO:water)  |  Generated 2026-07-18 15:09</w:t>
       </w:r>
     </w:p>
     <w:p>
@@ -3264,7 +3264,7 @@
       <w:r>
         <w:drawing>
           <wp:inline xmlns:a="http://schemas.openxmlformats.org/drawingml/2006/main" xmlns:pic="http://schemas.openxmlformats.org/drawingml/2006/picture">
-            <wp:extent cx="5212080" cy="3009284"/>
+            <wp:extent cx="5212080" cy="3009906"/>
             <wp:docPr id="15" name="Picture 15"/>
             <wp:cNvGraphicFramePr>
               <a:graphicFrameLocks noChangeAspect="1"/>
@@ -3285,7 +3285,7 @@
                   <pic:spPr>
                     <a:xfrm>
                       <a:off x="0" y="0"/>
-                      <a:ext cx="5212080" cy="3009284"/>
+                      <a:ext cx="5212080" cy="3009906"/>
                     </a:xfrm>
                     <a:prstGeom prst="rect"/>
                   </pic:spPr>
@@ -3316,7 +3316,7 @@
       <w:r>
         <w:drawing>
           <wp:inline xmlns:a="http://schemas.openxmlformats.org/drawingml/2006/main" xmlns:pic="http://schemas.openxmlformats.org/drawingml/2006/picture">
-            <wp:extent cx="5212080" cy="2716362"/>
+            <wp:extent cx="5212080" cy="2713809"/>
             <wp:docPr id="16" name="Picture 16"/>
             <wp:cNvGraphicFramePr>
               <a:graphicFrameLocks noChangeAspect="1"/>
@@ -3337,7 +3337,7 @@
                   <pic:spPr>
                     <a:xfrm>
                       <a:off x="0" y="0"/>
-                      <a:ext cx="5212080" cy="2716362"/>
+                      <a:ext cx="5212080" cy="2713809"/>
                     </a:xfrm>
                     <a:prstGeom prst="rect"/>
                   </pic:spPr>

--- a/cases/tmp-smx/report/report.docx
+++ b/cases/tmp-smx/report/report.docx
@@ -16,7 +16,7 @@
           <w:b w:val="0"/>
           <w:color w:val="718096"/>
         </w:rPr>
-        <w:t>Substrate: Al(111)  |  Medium: 1 M HCl  |  DFT level: B3LYP/6-311++G(d,p) (ddCOSMO:water)  |  Generated 2026-07-18 15:09</w:t>
+        <w:t>Substrate: Al(111)  |  Medium: 1 M HCl  |  DFT level: B3LYP/6-311++G(d,p) (ddCOSMO:water)  |  Generated 2026-07-18 15:37</w:t>
       </w:r>
     </w:p>
     <w:p>
@@ -3418,7 +3418,7 @@
         <w:pStyle w:val="Heading1"/>
       </w:pPr>
       <w:r>
-        <w:t>5. Brownian MD (Al-O RDF)</w:t>
+        <w:t>5. Brownian MD (Al-donor RDF)</w:t>
       </w:r>
     </w:p>
     <w:p>
@@ -3470,7 +3470,7 @@
           <w:color w:val="718096"/>
           <w:sz w:val="16"/>
         </w:rPr>
-        <w:t>trimethoprim — Al-O RDF</w:t>
+        <w:t>trimethoprim — Al-donor RDF</w:t>
       </w:r>
     </w:p>
     <w:p>
@@ -3522,7 +3522,7 @@
           <w:color w:val="718096"/>
           <w:sz w:val="16"/>
         </w:rPr>
-        <w:t>sulfamethoxazole — Al-O RDF</w:t>
+        <w:t>sulfamethoxazole — Al-donor RDF</w:t>
       </w:r>
     </w:p>
     <w:p>

--- a/cases/tmp-smx/report/report.docx
+++ b/cases/tmp-smx/report/report.docx
@@ -16,7 +16,7 @@
           <w:b w:val="0"/>
           <w:color w:val="718096"/>
         </w:rPr>
-        <w:t>Substrate: Al(111)  |  Medium: 1 M HCl  |  DFT level: B3LYP/6-311++G(d,p) (ddCOSMO:water)  |  Generated 2026-07-18 15:37</w:t>
+        <w:t>Substrate: Al(111)  |  Medium: 1 M HCl  |  DFT level: B3LYP/6-311++G(d,p) (ddCOSMO:water)  |  Generated 2026-07-18 18:24</w:t>
       </w:r>
     </w:p>
     <w:p>
@@ -104,7 +104,7 @@
         <w:rPr>
           <w:b w:val="0"/>
         </w:rPr>
-        <w:t xml:space="preserve">Of the 2 molecules screened, no single lead is robust: </w:t>
+        <w:t xml:space="preserve">Of the 2 molecules screened, </w:t>
       </w:r>
       <w:r>
         <w:rPr>
@@ -116,19 +116,7 @@
         <w:rPr>
           <w:b w:val="0"/>
         </w:rPr>
-        <w:t xml:space="preserve"> and </w:t>
-      </w:r>
-      <w:r>
-        <w:rPr>
-          <w:b/>
-        </w:rPr>
-        <w:t>trimethoprim</w:t>
-      </w:r>
-      <w:r>
-        <w:rPr>
-          <w:b w:val="0"/>
-        </w:rPr>
-        <w:t xml:space="preserve"> rank within the method's resolution of one another — the top candidate changes across the 2 descriptor bases (geometry and protonation), so they are reported as a tie rather than ordered. This is a computational screening prediction requiring electrochemical confirmation (see the Method section and caveats).</w:t>
+        <w:t xml:space="preserve"> ranks highest on the composite electronic score (+0.33), which averages three independent axes — a small HOMO–LUMO gap (4.02 eV), the Lukovits ΔN and the molecular dipole — the strongest all-round electron-donating profile of the set. It adsorbs flat on Al in the physisorption regime (E_ads ≈ -100 kJ/mol). The lead holds across all 2 descriptor bases evaluated (geometry and protonation). This is a computational screening prediction requiring electrochemical confirmation (see the Method section and caveats).</w:t>
       </w:r>
     </w:p>
     <w:tbl>
@@ -207,10 +195,10 @@
           <w:p>
             <w:r>
               <w:rPr>
-                <w:b w:val="0"/>
+                <w:b/>
                 <w:sz w:val="17"/>
               </w:rPr>
-              <w:t>4.02</w:t>
+              <w:t>4.02 ✓</w:t>
             </w:r>
           </w:p>
         </w:tc>
@@ -240,94 +228,6 @@
                 <w:b w:val="0"/>
                 <w:sz w:val="17"/>
               </w:rPr>
-              <w:t>Hardness η (eV)</w:t>
-            </w:r>
-          </w:p>
-        </w:tc>
-        <w:tc>
-          <w:tcPr>
-            <w:tcW w:type="dxa" w:w="2880"/>
-          </w:tcPr>
-          <w:p>
-            <w:r>
-              <w:rPr>
-                <w:b w:val="0"/>
-                <w:sz w:val="17"/>
-              </w:rPr>
-              <w:t>2.01</w:t>
-            </w:r>
-          </w:p>
-        </w:tc>
-        <w:tc>
-          <w:tcPr>
-            <w:tcW w:type="dxa" w:w="2880"/>
-          </w:tcPr>
-          <w:p>
-            <w:r>
-              <w:rPr>
-                <w:b w:val="0"/>
-                <w:sz w:val="17"/>
-              </w:rPr>
-              <w:t>2.077</w:t>
-            </w:r>
-          </w:p>
-        </w:tc>
-      </w:tr>
-      <w:tr>
-        <w:tc>
-          <w:tcPr>
-            <w:tcW w:type="dxa" w:w="2880"/>
-          </w:tcPr>
-          <w:p>
-            <w:r>
-              <w:rPr>
-                <w:b w:val="0"/>
-                <w:sz w:val="17"/>
-              </w:rPr>
-              <w:t>Softness σ (1/eV)</w:t>
-            </w:r>
-          </w:p>
-        </w:tc>
-        <w:tc>
-          <w:tcPr>
-            <w:tcW w:type="dxa" w:w="2880"/>
-          </w:tcPr>
-          <w:p>
-            <w:r>
-              <w:rPr>
-                <w:b w:val="0"/>
-                <w:sz w:val="17"/>
-              </w:rPr>
-              <w:t>0.498</w:t>
-            </w:r>
-          </w:p>
-        </w:tc>
-        <w:tc>
-          <w:tcPr>
-            <w:tcW w:type="dxa" w:w="2880"/>
-          </w:tcPr>
-          <w:p>
-            <w:r>
-              <w:rPr>
-                <w:b w:val="0"/>
-                <w:sz w:val="17"/>
-              </w:rPr>
-              <w:t>0.482</w:t>
-            </w:r>
-          </w:p>
-        </w:tc>
-      </w:tr>
-      <w:tr>
-        <w:tc>
-          <w:tcPr>
-            <w:tcW w:type="dxa" w:w="2880"/>
-          </w:tcPr>
-          <w:p>
-            <w:r>
-              <w:rPr>
-                <w:b w:val="0"/>
-                <w:sz w:val="17"/>
-              </w:rPr>
               <w:t>ΔN</w:t>
             </w:r>
           </w:p>
@@ -339,7 +239,7 @@
           <w:p>
             <w:r>
               <w:rPr>
-                <w:b w:val="0"/>
+                <w:b/>
                 <w:sz w:val="17"/>
               </w:rPr>
               <w:t>-0.07</w:t>
@@ -372,6 +272,50 @@
                 <w:b w:val="0"/>
                 <w:sz w:val="17"/>
               </w:rPr>
+              <w:t>Dipole (D)</w:t>
+            </w:r>
+          </w:p>
+        </w:tc>
+        <w:tc>
+          <w:tcPr>
+            <w:tcW w:type="dxa" w:w="2880"/>
+          </w:tcPr>
+          <w:p>
+            <w:r>
+              <w:rPr>
+                <w:b/>
+                <w:sz w:val="17"/>
+              </w:rPr>
+              <w:t>9.267</w:t>
+            </w:r>
+          </w:p>
+        </w:tc>
+        <w:tc>
+          <w:tcPr>
+            <w:tcW w:type="dxa" w:w="2880"/>
+          </w:tcPr>
+          <w:p>
+            <w:r>
+              <w:rPr>
+                <w:b w:val="0"/>
+                <w:sz w:val="17"/>
+              </w:rPr>
+              <w:t>5.477</w:t>
+            </w:r>
+          </w:p>
+        </w:tc>
+      </w:tr>
+      <w:tr>
+        <w:tc>
+          <w:tcPr>
+            <w:tcW w:type="dxa" w:w="2880"/>
+          </w:tcPr>
+          <w:p>
+            <w:r>
+              <w:rPr>
+                <w:b w:val="0"/>
+                <w:sz w:val="17"/>
+              </w:rPr>
               <w:t>E_ads (kJ/mol)</w:t>
             </w:r>
           </w:p>
@@ -383,7 +327,7 @@
           <w:p>
             <w:r>
               <w:rPr>
-                <w:b w:val="0"/>
+                <w:b/>
                 <w:sz w:val="17"/>
               </w:rPr>
               <w:t>-99.66</w:t>
@@ -400,7 +344,7 @@
                 <w:b w:val="0"/>
                 <w:sz w:val="17"/>
               </w:rPr>
-              <w:t>-130.18</w:t>
+              <w:t>-130.18 ✓</w:t>
             </w:r>
           </w:p>
         </w:tc>
@@ -427,7 +371,7 @@
           <w:p>
             <w:r>
               <w:rPr>
-                <w:b w:val="0"/>
+                <w:b/>
                 <w:sz w:val="17"/>
               </w:rPr>
               <w:t>3.55</w:t>
@@ -471,10 +415,10 @@
           <w:p>
             <w:r>
               <w:rPr>
-                <w:b w:val="0"/>
+                <w:b/>
                 <w:sz w:val="17"/>
               </w:rPr>
-              <w:t>1.0</w:t>
+              <w:t>0.333 ✓</w:t>
             </w:r>
           </w:p>
         </w:tc>
@@ -488,7 +432,7 @@
                 <w:b w:val="0"/>
                 <w:sz w:val="17"/>
               </w:rPr>
-              <w:t>-1.0</w:t>
+              <w:t>-0.333</w:t>
             </w:r>
           </w:p>
         </w:tc>
@@ -559,7 +503,7 @@
                 <w:b w:val="0"/>
                 <w:sz w:val="17"/>
               </w:rPr>
-              <w:t>Trimethoprim</w:t>
+              <w:t>Sulfamethoxazole</w:t>
             </w:r>
           </w:p>
         </w:tc>
@@ -610,7 +554,7 @@
           <w:color w:val="718096"/>
           <w:sz w:val="18"/>
         </w:rPr>
-        <w:t>not robust</w:t>
+        <w:t>robust</w:t>
       </w:r>
       <w:r>
         <w:rPr>
@@ -618,7 +562,7 @@
           <w:color w:val="718096"/>
           <w:sz w:val="18"/>
         </w:rPr>
-        <w:t>: the top candidate changes across the 2 bases, so the top group is within method resolution and reported as a tie.</w:t>
+        <w:t>: the same candidate tops all 2 descriptor bases (geometry and protonation).</w:t>
       </w:r>
     </w:p>
     <w:p>
@@ -628,7 +572,7 @@
           <w:color w:val="718096"/>
           <w:sz w:val="18"/>
         </w:rPr>
-        <w:t>Scored on the HOMO–LUMO gap, hardness and softness of the canonical basis (</w:t>
+        <w:t>Scored on three independent axes of the canonical basis (</w:t>
       </w:r>
       <w:r>
         <w:rPr>
@@ -660,7 +604,7 @@
           <w:color w:val="718096"/>
           <w:sz w:val="18"/>
         </w:rPr>
-        <w:t>). The geometry / protonation panels below are a sensitivity check, not separate rankings. E_ads and the Al–O distance validate the lead, they do not enter the score. Full method: docs/pipeline.md.</w:t>
+        <w:t>): the HOMO–LUMO gap, the Lukovits ΔN (electron donation to the metal) and the dipole (a weak tie-breaker — its direction vs efficiency is disputed). The geometry / protonation panels below are a sensitivity check, not separate rankings. E_ads and the Al–O distance validate the lead, they do not enter the score. Full method: docs/pipeline.md.</w:t>
       </w:r>
     </w:p>
     <w:p>

--- a/cases/tmp-smx/report/report.docx
+++ b/cases/tmp-smx/report/report.docx
@@ -16,7 +16,7 @@
           <w:b w:val="0"/>
           <w:color w:val="718096"/>
         </w:rPr>
-        <w:t>Substrate: Al(111)  |  Medium: 1 M HCl  |  DFT level: B3LYP/6-311++G(d,p) (ddCOSMO:water)  |  Generated 2026-07-18 18:24</w:t>
+        <w:t>Substrate: Al(111)  |  Medium: 1 M HCl  |  DFT level: B3LYP/6-311++G(d,p) (ddCOSMO:water)  |  Generated 2026-07-18 19:37</w:t>
       </w:r>
     </w:p>
     <w:p>
